--- a/src/data/Resume.docx
+++ b/src/data/Resume.docx
@@ -141,32 +141,13 @@
         <w:t xml:space="preserve">  </w:t>
       </w:r>
       <w:r>
-        <w:t xml:space="preserve">                                                 </w:t>
-      </w:r>
-      <w:proofErr w:type="gramStart"/>
-      <w:r>
-        <w:t xml:space="preserve">  ,</w:t>
-      </w:r>
-      <w:proofErr w:type="gramEnd"/>
-      <w:r>
-        <w:t xml:space="preserve"> Expected May </w:t>
-      </w:r>
-      <w:proofErr w:type="gramStart"/>
-      <w:r>
-        <w:t xml:space="preserve">2029  </w:t>
+        <w:t xml:space="preserve">                                                   , Expected May 2029  </w:t>
       </w:r>
       <w:r>
         <w:rPr>
           <w:i/>
         </w:rPr>
-        <w:t>Bachelor</w:t>
-      </w:r>
-      <w:proofErr w:type="gramEnd"/>
-      <w:r>
-        <w:rPr>
-          <w:i/>
-        </w:rPr>
-        <w:t xml:space="preserve"> of Science, Computer Science </w:t>
+        <w:t xml:space="preserve">Bachelor of Science, Computer Science </w:t>
       </w:r>
       <w:r>
         <w:t xml:space="preserve"> </w:t>
@@ -218,15 +199,7 @@
         <w:t>Programming Languages</w:t>
       </w:r>
       <w:r>
-        <w:t xml:space="preserve">: Java, Python, </w:t>
-      </w:r>
-      <w:proofErr w:type="gramStart"/>
-      <w:r>
-        <w:t>C++,  HTML</w:t>
-      </w:r>
-      <w:proofErr w:type="gramEnd"/>
-      <w:r>
-        <w:t xml:space="preserve">, JS, CSS, GCP                                       </w:t>
+        <w:t xml:space="preserve">: Java, Python, C++,  HTML, JS, CSS, GCP                                       </w:t>
       </w:r>
     </w:p>
     <w:p>
@@ -240,15 +213,7 @@
         <w:t>Databases</w:t>
       </w:r>
       <w:r>
-        <w:t xml:space="preserve">: SQL, </w:t>
-      </w:r>
-      <w:proofErr w:type="spellStart"/>
-      <w:r>
-        <w:t>Supabase</w:t>
-      </w:r>
-      <w:proofErr w:type="spellEnd"/>
-      <w:r>
-        <w:t xml:space="preserve"> </w:t>
+        <w:t xml:space="preserve">: SQL, Supabase </w:t>
       </w:r>
     </w:p>
     <w:p>
@@ -825,14 +790,12 @@
       <w:pPr>
         <w:ind w:left="720" w:hanging="705"/>
       </w:pPr>
-      <w:proofErr w:type="spellStart"/>
       <w:r>
         <w:rPr>
           <w:b/>
         </w:rPr>
         <w:t>TagIt</w:t>
       </w:r>
-      <w:proofErr w:type="spellEnd"/>
       <w:r>
         <w:rPr>
           <w:b/>
@@ -843,7 +806,7 @@
         <w:rPr>
           <w:b/>
         </w:rPr>
-        <w:t>–</w:t>
+        <w:t>-</w:t>
       </w:r>
       <w:r>
         <w:rPr>
@@ -985,14 +948,12 @@
       <w:pPr>
         <w:ind w:left="720" w:hanging="705"/>
       </w:pPr>
-      <w:proofErr w:type="spellStart"/>
       <w:r>
         <w:rPr>
           <w:b/>
         </w:rPr>
         <w:t>Fintor</w:t>
       </w:r>
-      <w:proofErr w:type="spellEnd"/>
       <w:r>
         <w:rPr>
           <w:b/>
@@ -1003,7 +964,7 @@
         <w:rPr>
           <w:b/>
         </w:rPr>
-        <w:t>–</w:t>
+        <w:t>-</w:t>
       </w:r>
       <w:r>
         <w:rPr>
@@ -1105,15 +1066,7 @@
         <w:t xml:space="preserve">   </w:t>
       </w:r>
       <w:r>
-        <w:t xml:space="preserve">Designed backend architecture to store stock market prices </w:t>
-      </w:r>
-      <w:proofErr w:type="gramStart"/>
-      <w:r>
-        <w:t>in order to</w:t>
-      </w:r>
-      <w:proofErr w:type="gramEnd"/>
-      <w:r>
-        <w:t xml:space="preserve"> get the return value in real time</w:t>
+        <w:t>Designed backend architecture to store stock market prices in order to get the return value in real time</w:t>
       </w:r>
       <w:r>
         <w:t xml:space="preserve">.   </w:t>
@@ -1318,19 +1271,11 @@
       <w:pPr>
         <w:ind w:left="720" w:hanging="720"/>
       </w:pPr>
-      <w:proofErr w:type="spellStart"/>
-      <w:r>
-        <w:rPr>
-          <w:b/>
-        </w:rPr>
-        <w:t>Cooksie</w:t>
-      </w:r>
-      <w:proofErr w:type="spellEnd"/>
-      <w:r>
-        <w:rPr>
-          <w:b/>
-        </w:rPr>
-        <w:t xml:space="preserve"> - Applica</w:t>
+      <w:r>
+        <w:rPr>
+          <w:b/>
+        </w:rPr>
+        <w:t>Cooksie - Applica</w:t>
       </w:r>
       <w:r>
         <w:rPr>
@@ -1375,11 +1320,7 @@
         <w:t xml:space="preserve"> </w:t>
       </w:r>
       <w:r>
-        <w:t xml:space="preserve"> January 2026 – </w:t>
-      </w:r>
-      <w:proofErr w:type="gramStart"/>
-      <w:r>
-        <w:t xml:space="preserve">Present </w:t>
+        <w:t xml:space="preserve"> January 2026 – Present </w:t>
       </w:r>
       <w:r>
         <w:rPr>
@@ -1393,7 +1334,6 @@
         </w:rPr>
         <w:t>·</w:t>
       </w:r>
-      <w:proofErr w:type="gramEnd"/>
       <w:r>
         <w:rPr>
           <w:rFonts w:ascii="Times New Roman" w:eastAsia="Times New Roman" w:hAnsi="Times New Roman" w:cs="Times New Roman"/>
@@ -1439,15 +1379,7 @@
         <w:t>ti</w:t>
       </w:r>
       <w:r>
-        <w:t xml:space="preserve">on feature where the user can cook while talking to </w:t>
-      </w:r>
-      <w:proofErr w:type="spellStart"/>
-      <w:r>
-        <w:t>Cooksie</w:t>
-      </w:r>
-      <w:proofErr w:type="spellEnd"/>
-      <w:r>
-        <w:t xml:space="preserve">.  </w:t>
+        <w:t xml:space="preserve">on feature where the user can cook while talking to Cooksie.  </w:t>
       </w:r>
     </w:p>
     <w:p>
@@ -1521,7 +1453,6 @@
         </w:rPr>
         <w:tab/>
       </w:r>
-      <w:proofErr w:type="gramStart"/>
       <w:r>
         <w:rPr>
           <w:rFonts w:ascii="Arial" w:eastAsia="Arial" w:hAnsi="Arial" w:cs="Arial"/>
@@ -1529,11 +1460,7 @@
         <w:t xml:space="preserve">·  </w:t>
       </w:r>
       <w:r>
-        <w:t>ACM</w:t>
-      </w:r>
-      <w:proofErr w:type="gramEnd"/>
-      <w:r>
-        <w:t xml:space="preserve"> </w:t>
+        <w:t xml:space="preserve">ACM </w:t>
       </w:r>
       <w:r>
         <w:t>Development</w:t>
@@ -1575,8 +1502,16 @@
       </w:r>
       <w:r>
         <w:rPr>
+          <w:i/>
+          <w:iCs/>
           <w:szCs w:val="22"/>
         </w:rPr>
+        <w:t xml:space="preserve">               </w:t>
+      </w:r>
+      <w:r>
+        <w:rPr>
+          <w:szCs w:val="22"/>
+        </w:rPr>
         <w:t>April</w:t>
       </w:r>
       <w:r>
@@ -1589,13 +1524,7 @@
         <w:rPr>
           <w:szCs w:val="22"/>
         </w:rPr>
-        <w:t>December</w:t>
-      </w:r>
-      <w:r>
-        <w:rPr>
-          <w:szCs w:val="22"/>
-        </w:rPr>
-        <w:t xml:space="preserve"> 2026</w:t>
+        <w:t>Present</w:t>
       </w:r>
     </w:p>
     <w:p>
@@ -1622,7 +1551,6 @@
         </w:rPr>
         <w:tab/>
       </w:r>
-      <w:proofErr w:type="gramStart"/>
       <w:r>
         <w:rPr>
           <w:rFonts w:ascii="Arial" w:eastAsia="Arial" w:hAnsi="Arial" w:cs="Arial"/>
@@ -1636,11 +1564,7 @@
         <w:t xml:space="preserve">  </w:t>
       </w:r>
       <w:r>
-        <w:t>ACM</w:t>
-      </w:r>
-      <w:proofErr w:type="gramEnd"/>
-      <w:r>
-        <w:t xml:space="preserve"> Projects – Developer </w:t>
+        <w:t xml:space="preserve">ACM Projects – Developer </w:t>
       </w:r>
       <w:r>
         <w:rPr>
